--- a/templates/000_pm_suite/02_프로젝트 개발/07_전개/02_교육실행/프로젝트명_교육훈련계획서_V1.0_20230530.docx
+++ b/templates/000_pm_suite/02_프로젝트 개발/07_전개/02_교육실행/프로젝트명_교육훈련계획서_V1.0_20230530.docx
@@ -10,7 +10,7 @@
           <w:color w:val="2563EB"/>
           <w:sz w:val="17"/>
         </w:rPr>
-        <w:t>[엠파시 엔터프라이즈 표준 사업관리 서식] 문서번호: PM-62 | 사업명: 한빛글로벌 SyncGuard AI 시스템 구축</w:t>
+        <w:t>[엠파시 엔터프라이즈 표준 사업관리 서식] 문서번호: PM-62 | 사업명: 한빛글로벌 SyncFlow AI 시스템 구축</w:t>
       </w:r>
     </w:p>
     <w:p>
@@ -21,7 +21,7 @@
           <w:color w:val="0F172A"/>
           <w:sz w:val="36"/>
         </w:rPr>
-        <w:t>SyncGuard AI 사용자 및 시스템 운영자 교육훈련 계획서</w:t>
+        <w:t>SyncFlow AI 사용자 및 시스템 운영자 교육훈련 계획서</w:t>
       </w:r>
     </w:p>
     <w:p>
@@ -32,7 +32,7 @@
           <w:color w:val="475569"/>
           <w:sz w:val="21"/>
         </w:rPr>
-        <w:t>규제심의팀·마케팅 현업 사용자 및 IT 인프라·어드민 운영자 대상 맞춤형 실습 교육 과정 및 일정 계획</w:t>
+        <w:t>규제검증팀·구매조달 현업 사용자 및 IT 인프라·어드민 운영자 대상 맞춤형 실습 교육 과정 및 일정 계획</w:t>
       </w:r>
     </w:p>
     <w:tbl>
@@ -147,7 +147,7 @@
                 <w:color w:val="1E293B"/>
                 <w:sz w:val="19"/>
               </w:rPr>
-              <w:t>SyncGuard AI — 엔터프라이즈 AI 콘텐츠·규제 심의 자동화 시스템 구축 사업</w:t>
+              <w:t>SyncFlow AI — 엔터프라이즈 AI 콘텐츠·규제 검증 자동화 시스템 구축 사업</w:t>
             </w:r>
           </w:p>
         </w:tc>
@@ -247,7 +247,7 @@
                 <w:color w:val="1E293B"/>
                 <w:sz w:val="19"/>
               </w:rPr>
-              <w:t>현업 마케터·규제심의관 45명, 시스템·인프라 운영자 8명 (총 53명)</w:t>
+              <w:t>현업 구매담당자·규제검토위원 45명, 시스템·인프라 운영자 8명 (총 53명)</w:t>
             </w:r>
           </w:p>
         </w:tc>
@@ -535,7 +535,7 @@
                 <w:color w:val="1E293B"/>
                 <w:sz w:val="19"/>
               </w:rPr>
-              <w:t>규제심의팀 (12명)</w:t>
+              <w:t>규제검증팀 (12명)</w:t>
             </w:r>
           </w:p>
         </w:tc>
@@ -559,7 +559,7 @@
                 <w:color w:val="1E293B"/>
                 <w:sz w:val="19"/>
               </w:rPr>
-              <w:t>3단계 AI 심의 판정 원리, 실증자료 매핑 검토, 심의관 최종 승인·반려 및 예외 판례 등록 실습</w:t>
+              <w:t>3단계 AI 검증 판정 원리, 시험성적서 매핑 검토, 검토위원 최종 승인·반려 및 예외 판례 등록 실습</w:t>
             </w:r>
           </w:p>
         </w:tc>
@@ -657,7 +657,7 @@
                 <w:color w:val="1E293B"/>
                 <w:sz w:val="19"/>
               </w:rPr>
-              <w:t>럭셔리·더마 마케팅팀 (20명)</w:t>
+              <w:t>핵심모듈·정밀전장 구매조달팀 (20명)</w:t>
             </w:r>
           </w:p>
         </w:tc>
@@ -681,7 +681,7 @@
                 <w:color w:val="1E293B"/>
                 <w:sz w:val="19"/>
               </w:rPr>
-              <w:t>상세페이지/PDF 멀티모달 업로드, OCR 영역 보정, AI 대체문구 3안 적용 및 재심의 실습</w:t>
+              <w:t>기술시방서/PDF 멀티모달 업로드, OCR 영역 보정, AI 표준수정조항 3안 적용 및 재검증 실습</w:t>
             </w:r>
           </w:p>
         </w:tc>
@@ -779,7 +779,7 @@
                 <w:color w:val="1E293B"/>
                 <w:sz w:val="19"/>
               </w:rPr>
-              <w:t>글로벌·기타 브랜드팀 (13명)</w:t>
+              <w:t>글로벌·기타 사업본부팀 (13명)</w:t>
             </w:r>
           </w:p>
         </w:tc>
@@ -803,7 +803,7 @@
                 <w:color w:val="1E293B"/>
                 <w:sz w:val="19"/>
               </w:rPr>
-              <w:t>영문 수출 문안 심의 룰셋 활용법, 마케팅허브 연동 심의 요청 및 PDF 리포트 출력 실습</w:t>
+              <w:t>영문 수출 계약조항 검증 룰셋 활용법, 전자구매포털 연동 검증 요청 및 PDF 리포트 출력 실습</w:t>
             </w:r>
           </w:p>
         </w:tc>
@@ -975,7 +975,7 @@
           <w:color w:val="1E293B"/>
           <w:sz w:val="20"/>
         </w:rPr>
-        <w:t>1. 전 교육생이 검증계(STG) 실습 계정으로 직접 3건 이상의 홍보문안을 심의·수정해보는 핸즈온(Hands-on) 방식으로 진행하며, 수료 후 만족도 설문(목표 4.5/5.0 이상)을 실시합니다.</w:t>
+        <w:t>1. 전 교육생이 검증계(STG) 실습 계정으로 직접 3건 이상의 조달계약조항을 검증·수정해보는 핸즈온(Hands-on) 방식으로 진행하며, 수료 후 만족도 설문(목표 4.5/5.0 이상)을 실시합니다.</w:t>
       </w:r>
     </w:p>
     <w:p>
@@ -986,7 +986,7 @@
           <w:color w:val="1E293B"/>
           <w:sz w:val="20"/>
         </w:rPr>
-        <w:t>2. 교육 불참자 및 신규 입사자를 위해 핵심 화면 조작 동영상(VOD 6편)을 사내 그룹웨어 학습포털에 등재합니다.</w:t>
+        <w:t>2. 교육 불참자 및 신규 입사자를 위해 핵심 화면 조작 설계도면(VOD 6편)을 사내 그룹웨어 학습포털에 등재합니다.</w:t>
       </w:r>
     </w:p>
     <w:p>
